--- a/Monografias/Semana_1_2.docx
+++ b/Monografias/Semana_1_2.docx
@@ -10,6 +10,7 @@
         <w:rPr>
           <w:rFonts w:ascii="Google Sans;sans-serif" w:hAnsi="Google Sans;sans-serif"/>
           <w:b/>
+          <w:b/>
           <w:strike w:val="false"/>
           <w:dstrike w:val="false"/>
           <w:sz w:val="36"/>
@@ -27,11 +28,17 @@
           <w:u w:val="none"/>
           <w:effect w:val="none"/>
         </w:rPr>
-        <w:t>Interacciones de ondas de radio en medio ionosférico</w:t>
-      </w:r>
-      <w:r>
-        <w:rPr>
-          <w:rFonts w:ascii="Google Sans;sans-serif" w:hAnsi="Google Sans;sans-serif"/>
+        <w:t>Interacciones de ondas de radio en medio ionosférico:</w:t>
+      </w:r>
+    </w:p>
+    <w:p>
+      <w:pPr>
+        <w:pStyle w:val="Normal"/>
+        <w:bidi w:val="0"/>
+        <w:jc w:val="left"/>
+        <w:rPr>
+          <w:rFonts w:ascii="Google Sans;sans-serif" w:hAnsi="Google Sans;sans-serif"/>
+          <w:b/>
           <w:b/>
           <w:strike w:val="false"/>
           <w:dstrike w:val="false"/>
@@ -39,16 +46,29 @@
           <w:u w:val="none"/>
           <w:effect w:val="none"/>
         </w:rPr>
-        <w:t>:</w:t>
+      </w:pPr>
+      <w:r>
+        <w:rPr>
+          <w:rFonts w:ascii="Google Sans;sans-serif" w:hAnsi="Google Sans;sans-serif"/>
+          <w:b/>
+          <w:strike w:val="false"/>
+          <w:dstrike w:val="false"/>
+          <w:sz w:val="36"/>
+          <w:u w:val="none"/>
+          <w:effect w:val="none"/>
+        </w:rPr>
       </w:r>
     </w:p>
     <w:p>
       <w:pPr>
         <w:pStyle w:val="Normal"/>
         <w:bidi w:val="0"/>
-        <w:jc w:val="left"/>
-        <w:rPr>
-          <w:rFonts w:ascii="Google Sans;sans-serif" w:hAnsi="Google Sans;sans-serif"/>
+        <w:spacing w:before="0" w:after="0"/>
+        <w:ind w:left="0" w:right="0" w:hanging="0"/>
+        <w:jc w:val="left"/>
+        <w:rPr>
+          <w:rFonts w:ascii="Google Sans;sans-serif" w:hAnsi="Google Sans;sans-serif"/>
+          <w:b/>
           <w:b/>
           <w:strike w:val="false"/>
           <w:dstrike w:val="false"/>
@@ -60,44 +80,61 @@
       <w:r>
         <w:rPr>
           <w:rFonts w:ascii="Google Sans;sans-serif" w:hAnsi="Google Sans;sans-serif"/>
-          <w:b/>
-          <w:strike w:val="false"/>
-          <w:dstrike w:val="false"/>
-          <w:sz w:val="36"/>
-          <w:u w:val="none"/>
-          <w:effect w:val="none"/>
-        </w:rPr>
+          <w:b w:val="false"/>
+          <w:strike w:val="false"/>
+          <w:dstrike w:val="false"/>
+          <w:sz w:val="24"/>
+          <w:u w:val="none"/>
+          <w:effect w:val="none"/>
+        </w:rPr>
+        <w:t xml:space="preserve">Las interacciones de las ondas de radio en el medio ionosférico están gobernadas por la física del plasma. La ionosfera es un medio gaseoso parcialmente ionizado compuesto por </w:t>
+      </w:r>
+      <w:r>
+        <w:rPr>
+          <w:rStyle w:val="StrongEmphasis"/>
+          <w:rFonts w:ascii="Google Sans;sans-serif" w:hAnsi="Google Sans;sans-serif"/>
+          <w:b/>
+          <w:strike w:val="false"/>
+          <w:dstrike w:val="false"/>
+          <w:sz w:val="24"/>
+          <w:u w:val="none"/>
+          <w:effect w:val="none"/>
+        </w:rPr>
+        <w:t>electrones libres, iones y partículas neutras</w:t>
+      </w:r>
+      <w:r>
+        <w:rPr>
+          <w:rFonts w:ascii="Google Sans;sans-serif" w:hAnsi="Google Sans;sans-serif"/>
+          <w:b w:val="false"/>
+          <w:strike w:val="false"/>
+          <w:dstrike w:val="false"/>
+          <w:sz w:val="24"/>
+          <w:u w:val="none"/>
+          <w:effect w:val="none"/>
+        </w:rPr>
+        <w:t>.</w:t>
       </w:r>
     </w:p>
     <w:p>
       <w:pPr>
         <w:pStyle w:val="Normal"/>
-        <w:pBdr/>
-        <w:bidi w:val="0"/>
-        <w:spacing w:before="0" w:after="0"/>
-        <w:ind w:left="0" w:right="0" w:hanging="0"/>
-        <w:jc w:val="left"/>
-        <w:rPr>
-          <w:rFonts w:ascii="Google Sans;sans-serif" w:hAnsi="Google Sans;sans-serif"/>
-          <w:b/>
-          <w:strike w:val="false"/>
-          <w:dstrike w:val="false"/>
-          <w:sz w:val="36"/>
-          <w:u w:val="none"/>
-          <w:effect w:val="none"/>
-        </w:rPr>
-      </w:pPr>
-      <w:r>
-        <w:rPr>
-          <w:rFonts w:ascii="Google Sans;sans-serif" w:hAnsi="Google Sans;sans-serif"/>
-          <w:b w:val="false"/>
-          <w:strike w:val="false"/>
-          <w:dstrike w:val="false"/>
-          <w:sz w:val="24"/>
-          <w:u w:val="none"/>
-          <w:effect w:val="none"/>
-        </w:rPr>
-        <w:t xml:space="preserve">Las interacciones de las ondas de radio en el medio ionosférico están gobernadas por la física del plasma. La ionosfera es un medio gaseoso parcialmente ionizado compuesto por </w:t>
+        <w:bidi w:val="0"/>
+        <w:spacing w:before="0" w:after="0"/>
+        <w:ind w:left="0" w:right="0" w:hanging="0"/>
+        <w:jc w:val="left"/>
+        <w:rPr/>
+      </w:pPr>
+      <w:r>
+        <w:rPr>
+          <w:rFonts w:ascii="Google Sans;sans-serif" w:hAnsi="Google Sans;sans-serif"/>
+          <w:b w:val="false"/>
+          <w:strike w:val="false"/>
+          <w:dstrike w:val="false"/>
+          <w:sz w:val="24"/>
+          <w:u w:val="none"/>
+          <w:effect w:val="none"/>
+        </w:rPr>
+        <w:t xml:space="preserve">Es fundamental modelar este medio como un </w:t>
       </w:r>
       <w:r>
         <w:rPr>
@@ -110,19 +147,19 @@
           <w:u w:val="none"/>
           <w:effect w:val="none"/>
         </w:rPr>
-        <w:t>electrones libres, iones y partículas neutras</w:t>
-      </w:r>
-      <w:r>
-        <w:rPr>
-          <w:rFonts w:ascii="Google Sans;sans-serif" w:hAnsi="Google Sans;sans-serif"/>
-          <w:b w:val="false"/>
-          <w:strike w:val="false"/>
-          <w:dstrike w:val="false"/>
-          <w:sz w:val="24"/>
-          <w:u w:val="none"/>
-          <w:effect w:val="none"/>
-        </w:rPr>
-        <w:t>.</w:t>
+        <w:t>dieléctrico dispersivo, anisotrópico y con pérdidas</w:t>
+      </w:r>
+      <w:r>
+        <w:rPr>
+          <w:rFonts w:ascii="Google Sans;sans-serif" w:hAnsi="Google Sans;sans-serif"/>
+          <w:b w:val="false"/>
+          <w:strike w:val="false"/>
+          <w:dstrike w:val="false"/>
+          <w:sz w:val="24"/>
+          <w:u w:val="none"/>
+          <w:effect w:val="none"/>
+        </w:rPr>
+        <w:t>. A continuación, se detallan los mecanismos físicos y matemáticos que describen cómo interactúan las ondas de radio en este entorno:</w:t>
       </w:r>
     </w:p>
     <w:p>
@@ -132,56 +169,27 @@
         <w:spacing w:before="0" w:after="0"/>
         <w:ind w:left="0" w:right="0" w:hanging="0"/>
         <w:jc w:val="left"/>
-        <w:rPr/>
-      </w:pPr>
-      <w:r>
-        <w:rPr>
-          <w:rFonts w:ascii="Google Sans;sans-serif" w:hAnsi="Google Sans;sans-serif"/>
-          <w:b w:val="false"/>
-          <w:strike w:val="false"/>
-          <w:dstrike w:val="false"/>
-          <w:sz w:val="24"/>
-          <w:u w:val="none"/>
-          <w:effect w:val="none"/>
-        </w:rPr>
-        <w:t>E</w:t>
-      </w:r>
-      <w:r>
-        <w:rPr>
-          <w:rFonts w:ascii="Google Sans;sans-serif" w:hAnsi="Google Sans;sans-serif"/>
-          <w:b w:val="false"/>
-          <w:strike w:val="false"/>
-          <w:dstrike w:val="false"/>
-          <w:sz w:val="24"/>
-          <w:u w:val="none"/>
-          <w:effect w:val="none"/>
-        </w:rPr>
-        <w:t xml:space="preserve">s fundamental modelar este medio como un </w:t>
-      </w:r>
-      <w:r>
-        <w:rPr>
-          <w:rStyle w:val="StrongEmphasis"/>
-          <w:rFonts w:ascii="Google Sans;sans-serif" w:hAnsi="Google Sans;sans-serif"/>
-          <w:b/>
-          <w:strike w:val="false"/>
-          <w:dstrike w:val="false"/>
-          <w:sz w:val="24"/>
-          <w:u w:val="none"/>
-          <w:effect w:val="none"/>
-        </w:rPr>
-        <w:t>dieléctrico dispersivo, anisotrópico y con pérdidas</w:t>
-      </w:r>
-      <w:r>
-        <w:rPr>
-          <w:rFonts w:ascii="Google Sans;sans-serif" w:hAnsi="Google Sans;sans-serif"/>
-          <w:b w:val="false"/>
-          <w:strike w:val="false"/>
-          <w:dstrike w:val="false"/>
-          <w:sz w:val="24"/>
-          <w:u w:val="none"/>
-          <w:effect w:val="none"/>
-        </w:rPr>
-        <w:t>. A continuación, se detallan los mecanismos físicos y matemáticos que describen cómo interactúan las ondas de radio en este entorno:</w:t>
+        <w:rPr>
+          <w:rFonts w:ascii="Google Sans;sans-serif" w:hAnsi="Google Sans;sans-serif"/>
+          <w:b w:val="false"/>
+          <w:b w:val="false"/>
+          <w:strike w:val="false"/>
+          <w:dstrike w:val="false"/>
+          <w:sz w:val="24"/>
+          <w:u w:val="none"/>
+          <w:effect w:val="none"/>
+        </w:rPr>
+      </w:pPr>
+      <w:r>
+        <w:rPr>
+          <w:rFonts w:ascii="Google Sans;sans-serif" w:hAnsi="Google Sans;sans-serif"/>
+          <w:b w:val="false"/>
+          <w:strike w:val="false"/>
+          <w:dstrike w:val="false"/>
+          <w:sz w:val="24"/>
+          <w:u w:val="none"/>
+          <w:effect w:val="none"/>
+        </w:rPr>
       </w:r>
     </w:p>
     <w:p>
@@ -193,27 +201,7 @@
         <w:jc w:val="left"/>
         <w:rPr>
           <w:rFonts w:ascii="Google Sans;sans-serif" w:hAnsi="Google Sans;sans-serif"/>
-          <w:b w:val="false"/>
-          <w:strike w:val="false"/>
-          <w:dstrike w:val="false"/>
-          <w:sz w:val="24"/>
-          <w:u w:val="none"/>
-          <w:effect w:val="none"/>
-        </w:rPr>
-      </w:pPr>
-      <w:r>
-        <w:rPr/>
-      </w:r>
-    </w:p>
-    <w:p>
-      <w:pPr>
-        <w:pStyle w:val="Normal"/>
-        <w:bidi w:val="0"/>
-        <w:spacing w:before="0" w:after="0"/>
-        <w:ind w:left="0" w:right="0" w:hanging="0"/>
-        <w:jc w:val="left"/>
-        <w:rPr>
-          <w:rFonts w:ascii="Google Sans;sans-serif" w:hAnsi="Google Sans;sans-serif"/>
+          <w:b/>
           <w:b/>
           <w:strike w:val="false"/>
           <w:dstrike w:val="false"/>
@@ -247,6 +235,7 @@
         <w:rPr>
           <w:rFonts w:ascii="Google Sans;sans-serif" w:hAnsi="Google Sans;sans-serif"/>
           <w:b/>
+          <w:b/>
           <w:strike w:val="false"/>
           <w:dstrike w:val="false"/>
           <w:sz w:val="28"/>
@@ -287,19 +276,7 @@
           <w:u w:val="none"/>
           <w:effect w:val="none"/>
         </w:rPr>
-        <w:t>La</w:t>
-      </w:r>
-      <w:r>
-        <w:rPr>
-          <w:rFonts w:ascii="Google Sans;sans-serif" w:hAnsi="Google Sans;sans-serif"/>
-          <w:b w:val="false"/>
-          <w:strike w:val="false"/>
-          <w:dstrike w:val="false"/>
-          <w:sz w:val="24"/>
-          <w:u w:val="none"/>
-          <w:effect w:val="none"/>
-        </w:rPr>
-        <w:t xml:space="preserve">s ondas de radio de HF no "rebotan" de forma abrupta en la ionosfera, sino que sufren una </w:t>
+        <w:t xml:space="preserve">Las ondas de radio de HF no "rebotan" de forma abrupta en la ionosfera, sino que sufren una </w:t>
       </w:r>
       <w:r>
         <w:rPr>
@@ -334,7 +311,6 @@
           <w:ilvl w:val="0"/>
           <w:numId w:val="9"/>
         </w:numPr>
-        <w:pBdr/>
         <w:tabs>
           <w:tab w:val="clear" w:pos="709"/>
           <w:tab w:val="left" w:pos="0" w:leader="none"/>
@@ -403,23 +379,31 @@
           <w:ilvl w:val="0"/>
           <w:numId w:val="0"/>
         </w:numPr>
-        <w:pBdr/>
-        <w:bidi w:val="0"/>
-        <w:spacing w:before="0" w:after="0"/>
-        <w:ind w:left="0" w:right="0" w:hanging="0"/>
-        <w:jc w:val="left"/>
-        <w:rPr>
-          <w:rFonts w:ascii="Google Sans;sans-serif" w:hAnsi="Google Sans;sans-serif"/>
-          <w:b w:val="false"/>
-          <w:strike w:val="false"/>
-          <w:dstrike w:val="false"/>
-          <w:sz w:val="24"/>
-          <w:u w:val="none"/>
-          <w:effect w:val="none"/>
-        </w:rPr>
-      </w:pPr>
-      <w:r>
-        <w:rPr/>
+        <w:bidi w:val="0"/>
+        <w:spacing w:before="0" w:after="0"/>
+        <w:ind w:left="0" w:right="0" w:hanging="0"/>
+        <w:jc w:val="left"/>
+        <w:rPr>
+          <w:rFonts w:ascii="Google Sans;sans-serif" w:hAnsi="Google Sans;sans-serif"/>
+          <w:b w:val="false"/>
+          <w:b w:val="false"/>
+          <w:strike w:val="false"/>
+          <w:dstrike w:val="false"/>
+          <w:sz w:val="24"/>
+          <w:u w:val="none"/>
+          <w:effect w:val="none"/>
+        </w:rPr>
+      </w:pPr>
+      <w:r>
+        <w:rPr>
+          <w:rFonts w:ascii="Google Sans;sans-serif" w:hAnsi="Google Sans;sans-serif"/>
+          <w:b w:val="false"/>
+          <w:strike w:val="false"/>
+          <w:dstrike w:val="false"/>
+          <w:sz w:val="24"/>
+          <w:u w:val="none"/>
+          <w:effect w:val="none"/>
+        </w:rPr>
       </w:r>
     </w:p>
     <w:p>
@@ -574,15 +558,24 @@
         <w:rPr>
           <w:rFonts w:ascii="Google Sans;sans-serif" w:hAnsi="Google Sans;sans-serif"/>
           <w:b w:val="false"/>
-          <w:strike w:val="false"/>
-          <w:dstrike w:val="false"/>
-          <w:sz w:val="24"/>
-          <w:u w:val="none"/>
-          <w:effect w:val="none"/>
-        </w:rPr>
-      </w:pPr>
-      <w:r>
-        <w:rPr/>
+          <w:b w:val="false"/>
+          <w:strike w:val="false"/>
+          <w:dstrike w:val="false"/>
+          <w:sz w:val="24"/>
+          <w:u w:val="none"/>
+          <w:effect w:val="none"/>
+        </w:rPr>
+      </w:pPr>
+      <w:r>
+        <w:rPr>
+          <w:rFonts w:ascii="Google Sans;sans-serif" w:hAnsi="Google Sans;sans-serif"/>
+          <w:b w:val="false"/>
+          <w:strike w:val="false"/>
+          <w:dstrike w:val="false"/>
+          <w:sz w:val="24"/>
+          <w:u w:val="none"/>
+          <w:effect w:val="none"/>
+        </w:rPr>
       </w:r>
     </w:p>
     <w:p>
@@ -595,15 +588,7 @@
         <w:rPr/>
       </w:pPr>
       <w:r>
-        <w:rPr>
-          <w:rFonts w:ascii="Google Sans;sans-serif" w:hAnsi="Google Sans;sans-serif"/>
-          <w:b w:val="false"/>
-          <w:strike w:val="false"/>
-          <w:dstrike w:val="false"/>
-          <w:sz w:val="24"/>
-          <w:u w:val="none"/>
-          <w:effect w:val="none"/>
-        </w:rPr>
+        <w:rPr/>
       </w:r>
       <m:oMathPara xmlns:m="http://schemas.openxmlformats.org/officeDocument/2006/math">
         <m:oMathParaPr>
@@ -655,15 +640,24 @@
         <w:rPr>
           <w:rFonts w:ascii="Google Sans;sans-serif" w:hAnsi="Google Sans;sans-serif"/>
           <w:b w:val="false"/>
-          <w:strike w:val="false"/>
-          <w:dstrike w:val="false"/>
-          <w:sz w:val="24"/>
-          <w:u w:val="none"/>
-          <w:effect w:val="none"/>
-        </w:rPr>
-      </w:pPr>
-      <w:r>
-        <w:rPr/>
+          <w:b w:val="false"/>
+          <w:strike w:val="false"/>
+          <w:dstrike w:val="false"/>
+          <w:sz w:val="24"/>
+          <w:u w:val="none"/>
+          <w:effect w:val="none"/>
+        </w:rPr>
+      </w:pPr>
+      <w:r>
+        <w:rPr>
+          <w:rFonts w:ascii="Google Sans;sans-serif" w:hAnsi="Google Sans;sans-serif"/>
+          <w:b w:val="false"/>
+          <w:strike w:val="false"/>
+          <w:dstrike w:val="false"/>
+          <w:sz w:val="24"/>
+          <w:u w:val="none"/>
+          <w:effect w:val="none"/>
+        </w:rPr>
       </w:r>
     </w:p>
     <w:p>
@@ -698,15 +692,24 @@
         <w:rPr>
           <w:rFonts w:ascii="Google Sans;sans-serif" w:hAnsi="Google Sans;sans-serif"/>
           <w:b w:val="false"/>
-          <w:strike w:val="false"/>
-          <w:dstrike w:val="false"/>
-          <w:sz w:val="24"/>
-          <w:u w:val="none"/>
-          <w:effect w:val="none"/>
-        </w:rPr>
-      </w:pPr>
-      <w:r>
-        <w:rPr/>
+          <w:b w:val="false"/>
+          <w:strike w:val="false"/>
+          <w:dstrike w:val="false"/>
+          <w:sz w:val="24"/>
+          <w:u w:val="none"/>
+          <w:effect w:val="none"/>
+        </w:rPr>
+      </w:pPr>
+      <w:r>
+        <w:rPr>
+          <w:rFonts w:ascii="Google Sans;sans-serif" w:hAnsi="Google Sans;sans-serif"/>
+          <w:b w:val="false"/>
+          <w:strike w:val="false"/>
+          <w:dstrike w:val="false"/>
+          <w:sz w:val="24"/>
+          <w:u w:val="none"/>
+          <w:effect w:val="none"/>
+        </w:rPr>
       </w:r>
     </w:p>
     <w:p>
@@ -751,7 +754,6 @@
           <w:ilvl w:val="1"/>
           <w:numId w:val="10"/>
         </w:numPr>
-        <w:pBdr/>
         <w:tabs>
           <w:tab w:val="clear" w:pos="709"/>
           <w:tab w:val="left" w:pos="360" w:leader="none"/>
@@ -807,7 +809,6 @@
           <w:ilvl w:val="1"/>
           <w:numId w:val="10"/>
         </w:numPr>
-        <w:pBdr/>
         <w:tabs>
           <w:tab w:val="clear" w:pos="709"/>
           <w:tab w:val="left" w:pos="360" w:leader="none"/>
@@ -878,55 +879,7 @@
           <w:u w:val="none"/>
           <w:effect w:val="none"/>
         </w:rPr>
-        <w:t xml:space="preserve"> modificada, cuando n = sin(</w:t>
-      </w:r>
-      <w:r>
-        <w:rPr>
-          <w:rFonts w:ascii="Google Sans;sans-serif" w:hAnsi="Google Sans;sans-serif"/>
-          <w:b w:val="false"/>
-          <w:strike w:val="false"/>
-          <w:dstrike w:val="false"/>
-          <w:sz w:val="24"/>
-          <w:u w:val="none"/>
-          <w:effect w:val="none"/>
-        </w:rPr>
-        <w:t>φo</w:t>
-      </w:r>
-      <w:r>
-        <w:rPr>
-          <w:rFonts w:ascii="Google Sans;sans-serif" w:hAnsi="Google Sans;sans-serif"/>
-          <w:b w:val="false"/>
-          <w:strike w:val="false"/>
-          <w:dstrike w:val="false"/>
-          <w:sz w:val="24"/>
-          <w:u w:val="none"/>
-          <w:effect w:val="none"/>
-        </w:rPr>
-        <w:t xml:space="preserve">) (donde </w:t>
-      </w:r>
-      <w:r>
-        <w:rPr>
-          <w:rFonts w:ascii="Google Sans;sans-serif" w:hAnsi="Google Sans;sans-serif"/>
-          <w:b w:val="false"/>
-          <w:strike w:val="false"/>
-          <w:dstrike w:val="false"/>
-          <w:sz w:val="24"/>
-          <w:u w:val="none"/>
-          <w:effect w:val="none"/>
-        </w:rPr>
-        <w:t>φo</w:t>
-      </w:r>
-      <w:r>
-        <w:rPr>
-          <w:rFonts w:ascii="Google Sans;sans-serif" w:hAnsi="Google Sans;sans-serif"/>
-          <w:b w:val="false"/>
-          <w:strike w:val="false"/>
-          <w:dstrike w:val="false"/>
-          <w:sz w:val="24"/>
-          <w:u w:val="none"/>
-          <w:effect w:val="none"/>
-        </w:rPr>
-        <w:t xml:space="preserve"> es el ángulo de incidencia respecto a la vertical).</w:t>
+        <w:t xml:space="preserve"> modificada, cuando n = sin(φo) (donde φo es el ángulo de incidencia respecto a la vertical).</w:t>
       </w:r>
     </w:p>
     <w:p>
@@ -939,15 +892,24 @@
         <w:rPr>
           <w:rFonts w:ascii="Google Sans;sans-serif" w:hAnsi="Google Sans;sans-serif"/>
           <w:b w:val="false"/>
-          <w:strike w:val="false"/>
-          <w:dstrike w:val="false"/>
-          <w:sz w:val="24"/>
-          <w:u w:val="none"/>
-          <w:effect w:val="none"/>
-        </w:rPr>
-      </w:pPr>
-      <w:r>
-        <w:rPr/>
+          <w:b w:val="false"/>
+          <w:strike w:val="false"/>
+          <w:dstrike w:val="false"/>
+          <w:sz w:val="24"/>
+          <w:u w:val="none"/>
+          <w:effect w:val="none"/>
+        </w:rPr>
+      </w:pPr>
+      <w:r>
+        <w:rPr>
+          <w:rFonts w:ascii="Google Sans;sans-serif" w:hAnsi="Google Sans;sans-serif"/>
+          <w:b w:val="false"/>
+          <w:strike w:val="false"/>
+          <w:dstrike w:val="false"/>
+          <w:sz w:val="24"/>
+          <w:u w:val="none"/>
+          <w:effect w:val="none"/>
+        </w:rPr>
       </w:r>
     </w:p>
     <w:p>
@@ -994,6 +956,7 @@
         <w:jc w:val="left"/>
         <w:rPr>
           <w:rFonts w:ascii="Google Sans;sans-serif" w:hAnsi="Google Sans;sans-serif"/>
+          <w:b w:val="false"/>
           <w:b w:val="false"/>
           <w:strike w:val="false"/>
           <w:dstrike w:val="false"/>
@@ -1022,7 +985,6 @@
           <w:ilvl w:val="0"/>
           <w:numId w:val="11"/>
         </w:numPr>
-        <w:pBdr/>
         <w:tabs>
           <w:tab w:val="clear" w:pos="709"/>
           <w:tab w:val="left" w:pos="0" w:leader="none"/>
@@ -1081,31 +1043,7 @@
           <w:u w:val="none"/>
           <w:effect w:val="none"/>
         </w:rPr>
-        <w:t xml:space="preserve"> (la más baja y densa en partículas neutras durante el día). La frecuencia de colisión es muy alta. Es inversamente proporcional al cuadrado de la frecuencia </w:t>
-      </w:r>
-      <w:r>
-        <w:rPr>
-          <w:rFonts w:ascii="Google Sans;sans-serif" w:hAnsi="Google Sans;sans-serif"/>
-          <w:b w:val="false"/>
-          <w:strike w:val="false"/>
-          <w:dstrike w:val="false"/>
-          <w:sz w:val="24"/>
-          <w:u w:val="none"/>
-          <w:effect w:val="none"/>
-        </w:rPr>
-        <w:t>(∝ 1/f²)</w:t>
-      </w:r>
-      <w:r>
-        <w:rPr>
-          <w:rFonts w:ascii="Google Sans;sans-serif" w:hAnsi="Google Sans;sans-serif"/>
-          <w:b w:val="false"/>
-          <w:strike w:val="false"/>
-          <w:dstrike w:val="false"/>
-          <w:sz w:val="24"/>
-          <w:u w:val="none"/>
-          <w:effect w:val="none"/>
-        </w:rPr>
-        <w:t>, lo que significa que las frecuencias más bajas de HF sufren una atenuación drástica durante las horas diurnas.</w:t>
+        <w:t xml:space="preserve"> (la más baja y densa en partículas neutras durante el día). La frecuencia de colisión es muy alta. Es inversamente proporcional al cuadrado de la frecuencia (∝ 1/f²), lo que significa que las frecuencias más bajas de HF sufren una atenuación drástica durante las horas diurnas.</w:t>
       </w:r>
     </w:p>
     <w:p>
@@ -1115,7 +1053,6 @@
           <w:ilvl w:val="0"/>
           <w:numId w:val="11"/>
         </w:numPr>
-        <w:pBdr/>
         <w:tabs>
           <w:tab w:val="clear" w:pos="709"/>
           <w:tab w:val="left" w:pos="0" w:leader="none"/>
@@ -1162,15 +1099,24 @@
         <w:rPr>
           <w:rFonts w:ascii="Google Sans;sans-serif" w:hAnsi="Google Sans;sans-serif"/>
           <w:b w:val="false"/>
-          <w:strike w:val="false"/>
-          <w:dstrike w:val="false"/>
-          <w:sz w:val="24"/>
-          <w:u w:val="none"/>
-          <w:effect w:val="none"/>
-        </w:rPr>
-      </w:pPr>
-      <w:r>
-        <w:rPr/>
+          <w:b w:val="false"/>
+          <w:strike w:val="false"/>
+          <w:dstrike w:val="false"/>
+          <w:sz w:val="24"/>
+          <w:u w:val="none"/>
+          <w:effect w:val="none"/>
+        </w:rPr>
+      </w:pPr>
+      <w:r>
+        <w:rPr>
+          <w:rFonts w:ascii="Google Sans;sans-serif" w:hAnsi="Google Sans;sans-serif"/>
+          <w:b w:val="false"/>
+          <w:strike w:val="false"/>
+          <w:dstrike w:val="false"/>
+          <w:sz w:val="24"/>
+          <w:u w:val="none"/>
+          <w:effect w:val="none"/>
+        </w:rPr>
       </w:r>
     </w:p>
     <w:p>
@@ -1217,18 +1163,14 @@
         <w:jc w:val="left"/>
         <w:rPr>
           <w:b w:val="false"/>
-          <w:sz w:val="24"/>
-        </w:rPr>
-      </w:pPr>
-      <w:r>
-        <w:rPr>
-          <w:rFonts w:ascii="Google Sans;sans-serif" w:hAnsi="Google Sans;sans-serif"/>
-          <w:b/>
-          <w:strike w:val="false"/>
-          <w:dstrike w:val="false"/>
-          <w:sz w:val="36"/>
-          <w:u w:val="none"/>
-          <w:effect w:val="none"/>
+          <w:b w:val="false"/>
+          <w:sz w:val="24"/>
+        </w:rPr>
+      </w:pPr>
+      <w:r>
+        <w:rPr>
+          <w:b w:val="false"/>
+          <w:sz w:val="24"/>
         </w:rPr>
       </w:r>
     </w:p>
@@ -1286,7 +1228,6 @@
           <w:ilvl w:val="0"/>
           <w:numId w:val="12"/>
         </w:numPr>
-        <w:pBdr/>
         <w:tabs>
           <w:tab w:val="clear" w:pos="709"/>
           <w:tab w:val="left" w:pos="0" w:leader="none"/>
@@ -1330,7 +1271,6 @@
           <w:ilvl w:val="0"/>
           <w:numId w:val="12"/>
         </w:numPr>
-        <w:pBdr/>
         <w:tabs>
           <w:tab w:val="clear" w:pos="709"/>
           <w:tab w:val="left" w:pos="0" w:leader="none"/>
@@ -1374,7 +1314,6 @@
           <w:ilvl w:val="0"/>
           <w:numId w:val="12"/>
         </w:numPr>
-        <w:pBdr/>
         <w:tabs>
           <w:tab w:val="clear" w:pos="709"/>
           <w:tab w:val="left" w:pos="0" w:leader="none"/>
@@ -1421,15 +1360,24 @@
         <w:rPr>
           <w:rFonts w:ascii="Google Sans;sans-serif" w:hAnsi="Google Sans;sans-serif"/>
           <w:b w:val="false"/>
-          <w:strike w:val="false"/>
-          <w:dstrike w:val="false"/>
-          <w:sz w:val="24"/>
-          <w:u w:val="none"/>
-          <w:effect w:val="none"/>
-        </w:rPr>
-      </w:pPr>
-      <w:r>
-        <w:rPr/>
+          <w:b w:val="false"/>
+          <w:strike w:val="false"/>
+          <w:dstrike w:val="false"/>
+          <w:sz w:val="24"/>
+          <w:u w:val="none"/>
+          <w:effect w:val="none"/>
+        </w:rPr>
+      </w:pPr>
+      <w:r>
+        <w:rPr>
+          <w:rFonts w:ascii="Google Sans;sans-serif" w:hAnsi="Google Sans;sans-serif"/>
+          <w:b w:val="false"/>
+          <w:strike w:val="false"/>
+          <w:dstrike w:val="false"/>
+          <w:sz w:val="24"/>
+          <w:u w:val="none"/>
+          <w:effect w:val="none"/>
+        </w:rPr>
       </w:r>
     </w:p>
     <w:p>
@@ -1476,18 +1424,14 @@
         <w:jc w:val="left"/>
         <w:rPr>
           <w:b w:val="false"/>
-          <w:sz w:val="24"/>
-        </w:rPr>
-      </w:pPr>
-      <w:r>
-        <w:rPr>
-          <w:rFonts w:ascii="Google Sans;sans-serif" w:hAnsi="Google Sans;sans-serif"/>
-          <w:b/>
-          <w:strike w:val="false"/>
-          <w:dstrike w:val="false"/>
-          <w:sz w:val="36"/>
-          <w:u w:val="none"/>
-          <w:effect w:val="none"/>
+          <w:b w:val="false"/>
+          <w:sz w:val="24"/>
+        </w:rPr>
+      </w:pPr>
+      <w:r>
+        <w:rPr>
+          <w:b w:val="false"/>
+          <w:sz w:val="24"/>
         </w:rPr>
       </w:r>
     </w:p>
@@ -1545,7 +1489,6 @@
           <w:ilvl w:val="0"/>
           <w:numId w:val="13"/>
         </w:numPr>
-        <w:pBdr/>
         <w:tabs>
           <w:tab w:val="clear" w:pos="709"/>
           <w:tab w:val="left" w:pos="0" w:leader="none"/>
@@ -1567,33 +1510,7 @@
           <w:u w:val="none"/>
           <w:effect w:val="none"/>
         </w:rPr>
-        <w:t>Velocidad de Fase (</w:t>
-      </w:r>
-      <w:r>
-        <w:rPr>
-          <w:rStyle w:val="StrongEmphasis"/>
-          <w:rFonts w:ascii="Google Sans;sans-serif" w:hAnsi="Google Sans;sans-serif"/>
-          <w:b/>
-          <w:strike w:val="false"/>
-          <w:dstrike w:val="false"/>
-          <w:sz w:val="24"/>
-          <w:u w:val="none"/>
-          <w:effect w:val="none"/>
-        </w:rPr>
-        <w:t>vf</w:t>
-      </w:r>
-      <w:r>
-        <w:rPr>
-          <w:rStyle w:val="StrongEmphasis"/>
-          <w:rFonts w:ascii="Google Sans;sans-serif" w:hAnsi="Google Sans;sans-serif"/>
-          <w:b/>
-          <w:strike w:val="false"/>
-          <w:dstrike w:val="false"/>
-          <w:sz w:val="24"/>
-          <w:u w:val="none"/>
-          <w:effect w:val="none"/>
-        </w:rPr>
-        <w:t>):</w:t>
+        <w:t>Velocidad de Fase (vf):</w:t>
       </w:r>
       <w:r>
         <w:rPr>
@@ -1640,7 +1557,6 @@
           <w:ilvl w:val="0"/>
           <w:numId w:val="13"/>
         </w:numPr>
-        <w:pBdr/>
         <w:tabs>
           <w:tab w:val="clear" w:pos="709"/>
           <w:tab w:val="left" w:pos="0" w:leader="none"/>
@@ -1662,69 +1578,19 @@
           <w:u w:val="none"/>
           <w:effect w:val="none"/>
         </w:rPr>
-        <w:t>Velocidad de Grupo (v</w:t>
-      </w:r>
-      <w:r>
-        <w:rPr>
-          <w:rStyle w:val="StrongEmphasis"/>
-          <w:rFonts w:ascii="Google Sans;sans-serif" w:hAnsi="Google Sans;sans-serif"/>
-          <w:b/>
-          <w:strike w:val="false"/>
-          <w:dstrike w:val="false"/>
-          <w:sz w:val="24"/>
-          <w:u w:val="none"/>
-          <w:effect w:val="none"/>
-        </w:rPr>
-        <w:t>g</w:t>
-      </w:r>
-      <w:r>
-        <w:rPr>
-          <w:rStyle w:val="StrongEmphasis"/>
-          <w:rFonts w:ascii="Google Sans;sans-serif" w:hAnsi="Google Sans;sans-serif"/>
-          <w:b/>
-          <w:strike w:val="false"/>
-          <w:dstrike w:val="false"/>
-          <w:sz w:val="24"/>
-          <w:u w:val="none"/>
-          <w:effect w:val="none"/>
-        </w:rPr>
-        <w:t>):</w:t>
-      </w:r>
-      <w:r>
-        <w:rPr>
-          <w:rFonts w:ascii="Google Sans;sans-serif" w:hAnsi="Google Sans;sans-serif"/>
-          <w:b w:val="false"/>
-          <w:strike w:val="false"/>
-          <w:dstrike w:val="false"/>
-          <w:sz w:val="24"/>
-          <w:u w:val="none"/>
-          <w:effect w:val="none"/>
-        </w:rPr>
-        <w:t xml:space="preserve"> Es la velocidad real a la que viaja la información (el pulso o el "chirp" de </w:t>
-      </w:r>
-      <w:r>
-        <w:rPr>
-          <w:rFonts w:ascii="Google Sans;sans-serif" w:hAnsi="Google Sans;sans-serif"/>
-          <w:b w:val="false"/>
-          <w:strike w:val="false"/>
-          <w:dstrike w:val="false"/>
-          <w:sz w:val="24"/>
-          <w:u w:val="none"/>
-          <w:effect w:val="none"/>
-        </w:rPr>
-        <w:t>un</w:t>
-      </w:r>
-      <w:r>
-        <w:rPr>
-          <w:rFonts w:ascii="Google Sans;sans-serif" w:hAnsi="Google Sans;sans-serif"/>
-          <w:b w:val="false"/>
-          <w:strike w:val="false"/>
-          <w:dstrike w:val="false"/>
-          <w:sz w:val="24"/>
-          <w:u w:val="none"/>
-          <w:effect w:val="none"/>
-        </w:rPr>
-        <w:t xml:space="preserve"> sondador). Esta velocidad es siempre </w:t>
+        <w:t>Velocidad de Grupo (vg):</w:t>
+      </w:r>
+      <w:r>
+        <w:rPr>
+          <w:rFonts w:ascii="Google Sans;sans-serif" w:hAnsi="Google Sans;sans-serif"/>
+          <w:b w:val="false"/>
+          <w:strike w:val="false"/>
+          <w:dstrike w:val="false"/>
+          <w:sz w:val="24"/>
+          <w:u w:val="none"/>
+          <w:effect w:val="none"/>
+        </w:rPr>
+        <w:t xml:space="preserve"> Es la velocidad real a la que viaja la información (el pulso o el "chirp" de un sondador). Esta velocidad es siempre </w:t>
       </w:r>
       <w:r>
         <w:rPr>
@@ -1759,7 +1625,6 @@
           <w:ilvl w:val="0"/>
           <w:numId w:val="13"/>
         </w:numPr>
-        <w:pBdr/>
         <w:tabs>
           <w:tab w:val="clear" w:pos="709"/>
           <w:tab w:val="left" w:pos="0" w:leader="none"/>
@@ -1781,33 +1646,7 @@
           <w:u w:val="none"/>
           <w:effect w:val="none"/>
         </w:rPr>
-        <w:t>Altitud Virtual (h</w:t>
-      </w:r>
-      <w:r>
-        <w:rPr>
-          <w:rStyle w:val="StrongEmphasis"/>
-          <w:rFonts w:ascii="Google Sans;sans-serif" w:hAnsi="Google Sans;sans-serif"/>
-          <w:b/>
-          <w:strike w:val="false"/>
-          <w:dstrike w:val="false"/>
-          <w:sz w:val="24"/>
-          <w:u w:val="none"/>
-          <w:effect w:val="none"/>
-        </w:rPr>
-        <w:t>’</w:t>
-      </w:r>
-      <w:r>
-        <w:rPr>
-          <w:rStyle w:val="StrongEmphasis"/>
-          <w:rFonts w:ascii="Google Sans;sans-serif" w:hAnsi="Google Sans;sans-serif"/>
-          <w:b/>
-          <w:strike w:val="false"/>
-          <w:dstrike w:val="false"/>
-          <w:sz w:val="24"/>
-          <w:u w:val="none"/>
-          <w:effect w:val="none"/>
-        </w:rPr>
-        <w:t>):</w:t>
+        <w:t>Altitud Virtual (h’):</w:t>
       </w:r>
       <w:r>
         <w:rPr>
@@ -1822,15 +1661,7 @@
         <w:t xml:space="preserve"> Debido a que la onda se ralentiza al penetrar el plasma antes de reflejarse, si calculamos la distancia usando la velocidad de la luz en el vacío (</w:t>
       </w:r>
       <w:r>
-        <w:rPr>
-          <w:rFonts w:ascii="Google Sans;sans-serif" w:hAnsi="Google Sans;sans-serif"/>
-          <w:b w:val="false"/>
-          <w:strike w:val="false"/>
-          <w:dstrike w:val="false"/>
-          <w:sz w:val="24"/>
-          <w:u w:val="none"/>
-          <w:effect w:val="none"/>
-        </w:rPr>
+        <w:rPr/>
       </w:r>
       <m:oMath xmlns:m="http://schemas.openxmlformats.org/officeDocument/2006/math">
         <m:r>
@@ -1930,15 +1761,24 @@
         <w:rPr>
           <w:rFonts w:ascii="Google Sans;sans-serif" w:hAnsi="Google Sans;sans-serif"/>
           <w:b w:val="false"/>
-          <w:strike w:val="false"/>
-          <w:dstrike w:val="false"/>
-          <w:sz w:val="24"/>
-          <w:u w:val="none"/>
-          <w:effect w:val="none"/>
-        </w:rPr>
-      </w:pPr>
-      <w:r>
-        <w:rPr/>
+          <w:b w:val="false"/>
+          <w:strike w:val="false"/>
+          <w:dstrike w:val="false"/>
+          <w:sz w:val="24"/>
+          <w:u w:val="none"/>
+          <w:effect w:val="none"/>
+        </w:rPr>
+      </w:pPr>
+      <w:r>
+        <w:rPr>
+          <w:rFonts w:ascii="Google Sans;sans-serif" w:hAnsi="Google Sans;sans-serif"/>
+          <w:b w:val="false"/>
+          <w:strike w:val="false"/>
+          <w:dstrike w:val="false"/>
+          <w:sz w:val="24"/>
+          <w:u w:val="none"/>
+          <w:effect w:val="none"/>
+        </w:rPr>
       </w:r>
     </w:p>
     <w:p>
@@ -1985,18 +1825,14 @@
         <w:jc w:val="left"/>
         <w:rPr>
           <w:b w:val="false"/>
-          <w:sz w:val="24"/>
-        </w:rPr>
-      </w:pPr>
-      <w:r>
-        <w:rPr>
-          <w:rFonts w:ascii="Google Sans;sans-serif" w:hAnsi="Google Sans;sans-serif"/>
-          <w:b/>
-          <w:strike w:val="false"/>
-          <w:dstrike w:val="false"/>
-          <w:sz w:val="36"/>
-          <w:u w:val="none"/>
-          <w:effect w:val="none"/>
+          <w:b w:val="false"/>
+          <w:sz w:val="24"/>
+        </w:rPr>
+      </w:pPr>
+      <w:r>
+        <w:rPr>
+          <w:b w:val="false"/>
+          <w:sz w:val="24"/>
         </w:rPr>
       </w:r>
     </w:p>
@@ -2054,7 +1890,6 @@
           <w:ilvl w:val="0"/>
           <w:numId w:val="14"/>
         </w:numPr>
-        <w:pBdr/>
         <w:tabs>
           <w:tab w:val="clear" w:pos="709"/>
           <w:tab w:val="left" w:pos="0" w:leader="none"/>
@@ -2138,15 +1973,24 @@
         <w:rPr>
           <w:rFonts w:ascii="Google Sans;sans-serif" w:hAnsi="Google Sans;sans-serif"/>
           <w:b w:val="false"/>
-          <w:strike w:val="false"/>
-          <w:dstrike w:val="false"/>
-          <w:sz w:val="24"/>
-          <w:u w:val="none"/>
-          <w:effect w:val="none"/>
-        </w:rPr>
-      </w:pPr>
-      <w:r>
-        <w:rPr/>
+          <w:b w:val="false"/>
+          <w:strike w:val="false"/>
+          <w:dstrike w:val="false"/>
+          <w:sz w:val="24"/>
+          <w:u w:val="none"/>
+          <w:effect w:val="none"/>
+        </w:rPr>
+      </w:pPr>
+      <w:r>
+        <w:rPr>
+          <w:rFonts w:ascii="Google Sans;sans-serif" w:hAnsi="Google Sans;sans-serif"/>
+          <w:b w:val="false"/>
+          <w:strike w:val="false"/>
+          <w:dstrike w:val="false"/>
+          <w:sz w:val="24"/>
+          <w:u w:val="none"/>
+          <w:effect w:val="none"/>
+        </w:rPr>
       </w:r>
     </w:p>
     <w:p>
@@ -2159,6 +2003,7 @@
         <w:rPr>
           <w:rFonts w:ascii="Google Sans;sans-serif" w:hAnsi="Google Sans;sans-serif"/>
           <w:b/>
+          <w:b/>
           <w:strike w:val="false"/>
           <w:dstrike w:val="false"/>
           <w:sz w:val="36"/>
@@ -2186,6 +2031,7 @@
         <w:rPr>
           <w:rFonts w:ascii="Google Sans;sans-serif" w:hAnsi="Google Sans;sans-serif"/>
           <w:b/>
+          <w:b/>
           <w:strike w:val="false"/>
           <w:dstrike w:val="false"/>
           <w:sz w:val="36"/>
@@ -2214,6 +2060,7 @@
         <w:rPr>
           <w:rFonts w:ascii="Google Sans;sans-serif" w:hAnsi="Google Sans;sans-serif"/>
           <w:b/>
+          <w:b/>
           <w:strike w:val="false"/>
           <w:dstrike w:val="false"/>
           <w:sz w:val="36"/>
@@ -2240,6 +2087,7 @@
         <w:jc w:val="left"/>
         <w:rPr>
           <w:rFonts w:ascii="Google Sans;sans-serif" w:hAnsi="Google Sans;sans-serif"/>
+          <w:b/>
           <w:b/>
           <w:strike w:val="false"/>
           <w:dstrike w:val="false"/>
@@ -2271,6 +2119,7 @@
         <w:jc w:val="left"/>
         <w:rPr>
           <w:rFonts w:ascii="Google Sans;sans-serif" w:hAnsi="Google Sans;sans-serif"/>
+          <w:b/>
           <w:b/>
           <w:strike w:val="false"/>
           <w:dstrike w:val="false"/>
@@ -2298,7 +2147,6 @@
           <w:ilvl w:val="0"/>
           <w:numId w:val="1"/>
         </w:numPr>
-        <w:pBdr/>
         <w:tabs>
           <w:tab w:val="clear" w:pos="709"/>
           <w:tab w:val="left" w:pos="0" w:leader="none"/>
@@ -2330,7 +2178,6 @@
           <w:ilvl w:val="0"/>
           <w:numId w:val="0"/>
         </w:numPr>
-        <w:pBdr/>
         <w:bidi w:val="0"/>
         <w:spacing w:before="0" w:after="0"/>
         <w:ind w:left="0" w:right="0" w:hanging="0"/>
@@ -2370,7 +2217,6 @@
           <w:ilvl w:val="0"/>
           <w:numId w:val="0"/>
         </w:numPr>
-        <w:pBdr/>
         <w:bidi w:val="0"/>
         <w:spacing w:before="0" w:after="0"/>
         <w:ind w:left="0" w:right="0" w:hanging="0"/>
@@ -2397,23 +2243,31 @@
           <w:ilvl w:val="0"/>
           <w:numId w:val="0"/>
         </w:numPr>
-        <w:pBdr/>
-        <w:bidi w:val="0"/>
-        <w:spacing w:before="0" w:after="0"/>
-        <w:ind w:left="0" w:right="0" w:hanging="0"/>
-        <w:jc w:val="left"/>
-        <w:rPr>
-          <w:rFonts w:ascii="Google Sans;sans-serif" w:hAnsi="Google Sans;sans-serif"/>
-          <w:b w:val="false"/>
-          <w:strike w:val="false"/>
-          <w:dstrike w:val="false"/>
-          <w:sz w:val="24"/>
-          <w:u w:val="none"/>
-          <w:effect w:val="none"/>
-        </w:rPr>
-      </w:pPr>
-      <w:r>
-        <w:rPr/>
+        <w:bidi w:val="0"/>
+        <w:spacing w:before="0" w:after="0"/>
+        <w:ind w:left="0" w:right="0" w:hanging="0"/>
+        <w:jc w:val="left"/>
+        <w:rPr>
+          <w:rFonts w:ascii="Google Sans;sans-serif" w:hAnsi="Google Sans;sans-serif"/>
+          <w:b w:val="false"/>
+          <w:b w:val="false"/>
+          <w:strike w:val="false"/>
+          <w:dstrike w:val="false"/>
+          <w:sz w:val="24"/>
+          <w:u w:val="none"/>
+          <w:effect w:val="none"/>
+        </w:rPr>
+      </w:pPr>
+      <w:r>
+        <w:rPr>
+          <w:rFonts w:ascii="Google Sans;sans-serif" w:hAnsi="Google Sans;sans-serif"/>
+          <w:b w:val="false"/>
+          <w:strike w:val="false"/>
+          <w:dstrike w:val="false"/>
+          <w:sz w:val="24"/>
+          <w:u w:val="none"/>
+          <w:effect w:val="none"/>
+        </w:rPr>
       </w:r>
     </w:p>
     <w:p>
@@ -2423,7 +2277,6 @@
           <w:ilvl w:val="0"/>
           <w:numId w:val="1"/>
         </w:numPr>
-        <w:pBdr/>
         <w:tabs>
           <w:tab w:val="clear" w:pos="709"/>
           <w:tab w:val="left" w:pos="0" w:leader="none"/>
@@ -2455,7 +2308,6 @@
           <w:ilvl w:val="0"/>
           <w:numId w:val="0"/>
         </w:numPr>
-        <w:pBdr/>
         <w:bidi w:val="0"/>
         <w:spacing w:before="0" w:after="0"/>
         <w:ind w:left="0" w:right="0" w:hanging="0"/>
@@ -2495,7 +2347,6 @@
           <w:ilvl w:val="0"/>
           <w:numId w:val="0"/>
         </w:numPr>
-        <w:pBdr/>
         <w:bidi w:val="0"/>
         <w:spacing w:before="0" w:after="0"/>
         <w:ind w:left="0" w:right="0" w:hanging="0"/>
@@ -2522,23 +2373,31 @@
           <w:ilvl w:val="0"/>
           <w:numId w:val="0"/>
         </w:numPr>
-        <w:pBdr/>
-        <w:bidi w:val="0"/>
-        <w:spacing w:before="0" w:after="0"/>
-        <w:ind w:left="0" w:right="0" w:hanging="0"/>
-        <w:jc w:val="left"/>
-        <w:rPr>
-          <w:rFonts w:ascii="Google Sans;sans-serif" w:hAnsi="Google Sans;sans-serif"/>
-          <w:b w:val="false"/>
-          <w:strike w:val="false"/>
-          <w:dstrike w:val="false"/>
-          <w:sz w:val="24"/>
-          <w:u w:val="none"/>
-          <w:effect w:val="none"/>
-        </w:rPr>
-      </w:pPr>
-      <w:r>
-        <w:rPr/>
+        <w:bidi w:val="0"/>
+        <w:spacing w:before="0" w:after="0"/>
+        <w:ind w:left="0" w:right="0" w:hanging="0"/>
+        <w:jc w:val="left"/>
+        <w:rPr>
+          <w:rFonts w:ascii="Google Sans;sans-serif" w:hAnsi="Google Sans;sans-serif"/>
+          <w:b w:val="false"/>
+          <w:b w:val="false"/>
+          <w:strike w:val="false"/>
+          <w:dstrike w:val="false"/>
+          <w:sz w:val="24"/>
+          <w:u w:val="none"/>
+          <w:effect w:val="none"/>
+        </w:rPr>
+      </w:pPr>
+      <w:r>
+        <w:rPr>
+          <w:rFonts w:ascii="Google Sans;sans-serif" w:hAnsi="Google Sans;sans-serif"/>
+          <w:b w:val="false"/>
+          <w:strike w:val="false"/>
+          <w:dstrike w:val="false"/>
+          <w:sz w:val="24"/>
+          <w:u w:val="none"/>
+          <w:effect w:val="none"/>
+        </w:rPr>
       </w:r>
     </w:p>
     <w:p>
@@ -2548,7 +2407,6 @@
           <w:ilvl w:val="0"/>
           <w:numId w:val="1"/>
         </w:numPr>
-        <w:pBdr/>
         <w:tabs>
           <w:tab w:val="clear" w:pos="709"/>
           <w:tab w:val="left" w:pos="0" w:leader="none"/>
@@ -2580,7 +2438,6 @@
           <w:ilvl w:val="0"/>
           <w:numId w:val="0"/>
         </w:numPr>
-        <w:pBdr/>
         <w:bidi w:val="0"/>
         <w:spacing w:before="0" w:after="0"/>
         <w:ind w:left="0" w:right="0" w:hanging="0"/>
@@ -2620,48 +2477,23 @@
           <w:ilvl w:val="0"/>
           <w:numId w:val="0"/>
         </w:numPr>
-        <w:pBdr/>
-        <w:bidi w:val="0"/>
-        <w:spacing w:before="0" w:after="0"/>
-        <w:ind w:left="0" w:right="0" w:hanging="0"/>
-        <w:jc w:val="left"/>
-        <w:rPr/>
-      </w:pPr>
-      <w:r>
-        <w:rPr>
-          <w:rFonts w:ascii="Google Sans;sans-serif" w:hAnsi="Google Sans;sans-serif"/>
-          <w:b w:val="false"/>
-          <w:strike w:val="false"/>
-          <w:dstrike w:val="false"/>
-          <w:sz w:val="24"/>
-          <w:u w:val="none"/>
-          <w:effect w:val="none"/>
-        </w:rPr>
-        <w:t>Monitore</w:t>
-      </w:r>
-      <w:r>
-        <w:rPr>
-          <w:rFonts w:ascii="Google Sans;sans-serif" w:hAnsi="Google Sans;sans-serif"/>
-          <w:b w:val="false"/>
-          <w:strike w:val="false"/>
-          <w:dstrike w:val="false"/>
-          <w:sz w:val="24"/>
-          <w:u w:val="none"/>
-          <w:effect w:val="none"/>
-        </w:rPr>
-        <w:t xml:space="preserve">a </w:t>
-      </w:r>
-      <w:r>
-        <w:rPr>
-          <w:rFonts w:ascii="Google Sans;sans-serif" w:hAnsi="Google Sans;sans-serif"/>
-          <w:b w:val="false"/>
-          <w:strike w:val="false"/>
-          <w:dstrike w:val="false"/>
-          <w:sz w:val="24"/>
-          <w:u w:val="none"/>
-          <w:effect w:val="none"/>
-        </w:rPr>
-        <w:t>extensas áreas ionosféricas remotas (más allá del horizonte) desde una única estación terrestre.</w:t>
+        <w:bidi w:val="0"/>
+        <w:spacing w:before="0" w:after="0"/>
+        <w:ind w:left="0" w:right="0" w:hanging="0"/>
+        <w:jc w:val="left"/>
+        <w:rPr/>
+      </w:pPr>
+      <w:r>
+        <w:rPr>
+          <w:rFonts w:ascii="Google Sans;sans-serif" w:hAnsi="Google Sans;sans-serif"/>
+          <w:b w:val="false"/>
+          <w:strike w:val="false"/>
+          <w:dstrike w:val="false"/>
+          <w:sz w:val="24"/>
+          <w:u w:val="none"/>
+          <w:effect w:val="none"/>
+        </w:rPr>
+        <w:t>Monitorea extensas áreas ionosféricas remotas (más allá del horizonte) desde una única estación terrestre.</w:t>
       </w:r>
     </w:p>
     <w:p>
@@ -2697,7 +2529,6 @@
           <w:ilvl w:val="0"/>
           <w:numId w:val="2"/>
         </w:numPr>
-        <w:pBdr/>
         <w:tabs>
           <w:tab w:val="clear" w:pos="709"/>
           <w:tab w:val="left" w:pos="0" w:leader="none"/>
@@ -2729,7 +2560,6 @@
           <w:ilvl w:val="0"/>
           <w:numId w:val="0"/>
         </w:numPr>
-        <w:pBdr/>
         <w:bidi w:val="0"/>
         <w:spacing w:before="0" w:after="0"/>
         <w:ind w:left="0" w:right="0" w:hanging="0"/>
@@ -2769,36 +2599,23 @@
           <w:ilvl w:val="0"/>
           <w:numId w:val="0"/>
         </w:numPr>
-        <w:pBdr/>
-        <w:bidi w:val="0"/>
-        <w:spacing w:before="0" w:after="0"/>
-        <w:ind w:left="0" w:right="0" w:hanging="0"/>
-        <w:jc w:val="left"/>
-        <w:rPr/>
-      </w:pPr>
-      <w:r>
-        <w:rPr>
-          <w:rFonts w:ascii="Google Sans;sans-serif" w:hAnsi="Google Sans;sans-serif"/>
-          <w:b w:val="false"/>
-          <w:strike w:val="false"/>
-          <w:dstrike w:val="false"/>
-          <w:sz w:val="24"/>
-          <w:u w:val="none"/>
-          <w:effect w:val="none"/>
-        </w:rPr>
-        <w:t>Es una t</w:t>
-      </w:r>
-      <w:r>
-        <w:rPr>
-          <w:rFonts w:ascii="Google Sans;sans-serif" w:hAnsi="Google Sans;sans-serif"/>
-          <w:b w:val="false"/>
-          <w:strike w:val="false"/>
-          <w:dstrike w:val="false"/>
-          <w:sz w:val="24"/>
-          <w:u w:val="none"/>
-          <w:effect w:val="none"/>
-        </w:rPr>
-        <w:t>écnica histórica y base de las primeras ionosondas; precisa pero requiere hardware complejo y costoso de alta potencia.</w:t>
+        <w:bidi w:val="0"/>
+        <w:spacing w:before="0" w:after="0"/>
+        <w:ind w:left="0" w:right="0" w:hanging="0"/>
+        <w:jc w:val="left"/>
+        <w:rPr/>
+      </w:pPr>
+      <w:r>
+        <w:rPr>
+          <w:rFonts w:ascii="Google Sans;sans-serif" w:hAnsi="Google Sans;sans-serif"/>
+          <w:b w:val="false"/>
+          <w:strike w:val="false"/>
+          <w:dstrike w:val="false"/>
+          <w:sz w:val="24"/>
+          <w:u w:val="none"/>
+          <w:effect w:val="none"/>
+        </w:rPr>
+        <w:t>Es una técnica histórica y base de las primeras ionosondas; precisa pero requiere hardware complejo y costoso de alta potencia.</w:t>
       </w:r>
     </w:p>
     <w:p>
@@ -2808,23 +2625,31 @@
           <w:ilvl w:val="0"/>
           <w:numId w:val="0"/>
         </w:numPr>
-        <w:pBdr/>
-        <w:bidi w:val="0"/>
-        <w:spacing w:before="0" w:after="0"/>
-        <w:ind w:left="0" w:right="0" w:hanging="0"/>
-        <w:jc w:val="left"/>
-        <w:rPr>
-          <w:rFonts w:ascii="Google Sans;sans-serif" w:hAnsi="Google Sans;sans-serif"/>
-          <w:b w:val="false"/>
-          <w:strike w:val="false"/>
-          <w:dstrike w:val="false"/>
-          <w:sz w:val="24"/>
-          <w:u w:val="none"/>
-          <w:effect w:val="none"/>
-        </w:rPr>
-      </w:pPr>
-      <w:r>
-        <w:rPr/>
+        <w:bidi w:val="0"/>
+        <w:spacing w:before="0" w:after="0"/>
+        <w:ind w:left="0" w:right="0" w:hanging="0"/>
+        <w:jc w:val="left"/>
+        <w:rPr>
+          <w:rFonts w:ascii="Google Sans;sans-serif" w:hAnsi="Google Sans;sans-serif"/>
+          <w:b w:val="false"/>
+          <w:b w:val="false"/>
+          <w:strike w:val="false"/>
+          <w:dstrike w:val="false"/>
+          <w:sz w:val="24"/>
+          <w:u w:val="none"/>
+          <w:effect w:val="none"/>
+        </w:rPr>
+      </w:pPr>
+      <w:r>
+        <w:rPr>
+          <w:rFonts w:ascii="Google Sans;sans-serif" w:hAnsi="Google Sans;sans-serif"/>
+          <w:b w:val="false"/>
+          <w:strike w:val="false"/>
+          <w:dstrike w:val="false"/>
+          <w:sz w:val="24"/>
+          <w:u w:val="none"/>
+          <w:effect w:val="none"/>
+        </w:rPr>
       </w:r>
     </w:p>
     <w:p>
@@ -2834,7 +2659,6 @@
           <w:ilvl w:val="0"/>
           <w:numId w:val="2"/>
         </w:numPr>
-        <w:pBdr/>
         <w:tabs>
           <w:tab w:val="clear" w:pos="709"/>
           <w:tab w:val="left" w:pos="0" w:leader="none"/>
@@ -2866,7 +2690,6 @@
           <w:ilvl w:val="0"/>
           <w:numId w:val="0"/>
         </w:numPr>
-        <w:pBdr/>
         <w:bidi w:val="0"/>
         <w:spacing w:before="0" w:after="0"/>
         <w:ind w:left="0" w:right="0" w:hanging="0"/>
@@ -2906,72 +2729,23 @@
           <w:ilvl w:val="0"/>
           <w:numId w:val="0"/>
         </w:numPr>
-        <w:pBdr/>
-        <w:bidi w:val="0"/>
-        <w:spacing w:before="0" w:after="0"/>
-        <w:ind w:left="0" w:right="0" w:hanging="0"/>
-        <w:jc w:val="left"/>
-        <w:rPr/>
-      </w:pPr>
-      <w:r>
-        <w:rPr>
-          <w:rFonts w:ascii="Google Sans;sans-serif" w:hAnsi="Google Sans;sans-serif"/>
-          <w:b w:val="false"/>
-          <w:strike w:val="false"/>
-          <w:dstrike w:val="false"/>
-          <w:sz w:val="24"/>
-          <w:u w:val="none"/>
-          <w:effect w:val="none"/>
-        </w:rPr>
-        <w:t xml:space="preserve">Es </w:t>
-      </w:r>
-      <w:r>
-        <w:rPr>
-          <w:rFonts w:ascii="Google Sans;sans-serif" w:hAnsi="Google Sans;sans-serif"/>
-          <w:b w:val="false"/>
-          <w:strike w:val="false"/>
-          <w:dstrike w:val="false"/>
-          <w:sz w:val="24"/>
-          <w:u w:val="none"/>
-          <w:effect w:val="none"/>
-        </w:rPr>
-        <w:t>una</w:t>
-      </w:r>
-      <w:r>
-        <w:rPr>
-          <w:rFonts w:ascii="Google Sans;sans-serif" w:hAnsi="Google Sans;sans-serif"/>
-          <w:b w:val="false"/>
-          <w:strike w:val="false"/>
-          <w:dstrike w:val="false"/>
-          <w:sz w:val="24"/>
-          <w:u w:val="none"/>
-          <w:effect w:val="none"/>
-        </w:rPr>
-        <w:t xml:space="preserve"> técnica moderna </w:t>
-      </w:r>
-      <w:r>
-        <w:rPr>
-          <w:rFonts w:ascii="Google Sans;sans-serif" w:hAnsi="Google Sans;sans-serif"/>
-          <w:b w:val="false"/>
-          <w:strike w:val="false"/>
-          <w:dstrike w:val="false"/>
-          <w:sz w:val="24"/>
-          <w:u w:val="none"/>
-          <w:effect w:val="none"/>
-        </w:rPr>
-        <w:t>muy</w:t>
-      </w:r>
-      <w:r>
-        <w:rPr>
-          <w:rFonts w:ascii="Google Sans;sans-serif" w:hAnsi="Google Sans;sans-serif"/>
-          <w:b w:val="false"/>
-          <w:strike w:val="false"/>
-          <w:dstrike w:val="false"/>
-          <w:sz w:val="24"/>
-          <w:u w:val="none"/>
-          <w:effect w:val="none"/>
-        </w:rPr>
-        <w:t xml:space="preserve"> eficiente. Permite diseñar sondadores con potencias de transmisión muy bajas (pocos vatios) mediante procesamiento digital de señales (DSP).</w:t>
+        <w:bidi w:val="0"/>
+        <w:spacing w:before="0" w:after="0"/>
+        <w:ind w:left="0" w:right="0" w:hanging="0"/>
+        <w:jc w:val="left"/>
+        <w:rPr/>
+      </w:pPr>
+      <w:r>
+        <w:rPr>
+          <w:rFonts w:ascii="Google Sans;sans-serif" w:hAnsi="Google Sans;sans-serif"/>
+          <w:b w:val="false"/>
+          <w:strike w:val="false"/>
+          <w:dstrike w:val="false"/>
+          <w:sz w:val="24"/>
+          <w:u w:val="none"/>
+          <w:effect w:val="none"/>
+        </w:rPr>
+        <w:t>Es una técnica moderna muy eficiente. Permite diseñar sondadores con potencias de transmisión muy bajas (pocos vatios) mediante procesamiento digital de señales (DSP).</w:t>
       </w:r>
     </w:p>
     <w:p>
@@ -2981,23 +2755,31 @@
           <w:ilvl w:val="0"/>
           <w:numId w:val="0"/>
         </w:numPr>
-        <w:pBdr/>
-        <w:bidi w:val="0"/>
-        <w:spacing w:before="0" w:after="0"/>
-        <w:ind w:left="0" w:right="0" w:hanging="0"/>
-        <w:jc w:val="left"/>
-        <w:rPr>
-          <w:rFonts w:ascii="Google Sans;sans-serif" w:hAnsi="Google Sans;sans-serif"/>
-          <w:b w:val="false"/>
-          <w:strike w:val="false"/>
-          <w:dstrike w:val="false"/>
-          <w:sz w:val="24"/>
-          <w:u w:val="none"/>
-          <w:effect w:val="none"/>
-        </w:rPr>
-      </w:pPr>
-      <w:r>
-        <w:rPr/>
+        <w:bidi w:val="0"/>
+        <w:spacing w:before="0" w:after="0"/>
+        <w:ind w:left="0" w:right="0" w:hanging="0"/>
+        <w:jc w:val="left"/>
+        <w:rPr>
+          <w:rFonts w:ascii="Google Sans;sans-serif" w:hAnsi="Google Sans;sans-serif"/>
+          <w:b w:val="false"/>
+          <w:b w:val="false"/>
+          <w:strike w:val="false"/>
+          <w:dstrike w:val="false"/>
+          <w:sz w:val="24"/>
+          <w:u w:val="none"/>
+          <w:effect w:val="none"/>
+        </w:rPr>
+      </w:pPr>
+      <w:r>
+        <w:rPr>
+          <w:rFonts w:ascii="Google Sans;sans-serif" w:hAnsi="Google Sans;sans-serif"/>
+          <w:b w:val="false"/>
+          <w:strike w:val="false"/>
+          <w:dstrike w:val="false"/>
+          <w:sz w:val="24"/>
+          <w:u w:val="none"/>
+          <w:effect w:val="none"/>
+        </w:rPr>
       </w:r>
     </w:p>
     <w:p>
@@ -3007,7 +2789,6 @@
           <w:ilvl w:val="0"/>
           <w:numId w:val="2"/>
         </w:numPr>
-        <w:pBdr/>
         <w:tabs>
           <w:tab w:val="clear" w:pos="709"/>
           <w:tab w:val="left" w:pos="0" w:leader="none"/>
@@ -3039,7 +2820,6 @@
           <w:ilvl w:val="0"/>
           <w:numId w:val="0"/>
         </w:numPr>
-        <w:pBdr/>
         <w:bidi w:val="0"/>
         <w:spacing w:before="0" w:after="0"/>
         <w:ind w:left="0" w:right="0" w:hanging="0"/>
@@ -3079,36 +2859,23 @@
           <w:ilvl w:val="0"/>
           <w:numId w:val="0"/>
         </w:numPr>
-        <w:pBdr/>
-        <w:bidi w:val="0"/>
-        <w:spacing w:before="0" w:after="0"/>
-        <w:ind w:left="0" w:right="0" w:hanging="0"/>
-        <w:jc w:val="left"/>
-        <w:rPr/>
-      </w:pPr>
-      <w:r>
-        <w:rPr>
-          <w:rFonts w:ascii="Google Sans;sans-serif" w:hAnsi="Google Sans;sans-serif"/>
-          <w:b w:val="false"/>
-          <w:strike w:val="false"/>
-          <w:dstrike w:val="false"/>
-          <w:sz w:val="24"/>
-          <w:u w:val="none"/>
-          <w:effect w:val="none"/>
-        </w:rPr>
-        <w:t>Es una t</w:t>
-      </w:r>
-      <w:r>
-        <w:rPr>
-          <w:rFonts w:ascii="Google Sans;sans-serif" w:hAnsi="Google Sans;sans-serif"/>
-          <w:b w:val="false"/>
-          <w:strike w:val="false"/>
-          <w:dstrike w:val="false"/>
-          <w:sz w:val="24"/>
-          <w:u w:val="none"/>
-          <w:effect w:val="none"/>
-        </w:rPr>
-        <w:t>écnica avanzada que ofrece una alta inmunidad al ruido y permite la coexistencia de múltiples sondadores en la misma banda de frecuencia.</w:t>
+        <w:bidi w:val="0"/>
+        <w:spacing w:before="0" w:after="0"/>
+        <w:ind w:left="0" w:right="0" w:hanging="0"/>
+        <w:jc w:val="left"/>
+        <w:rPr/>
+      </w:pPr>
+      <w:r>
+        <w:rPr>
+          <w:rFonts w:ascii="Google Sans;sans-serif" w:hAnsi="Google Sans;sans-serif"/>
+          <w:b w:val="false"/>
+          <w:strike w:val="false"/>
+          <w:dstrike w:val="false"/>
+          <w:sz w:val="24"/>
+          <w:u w:val="none"/>
+          <w:effect w:val="none"/>
+        </w:rPr>
+        <w:t>Es una técnica avanzada que ofrece una alta inmunidad al ruido y permite la coexistencia de múltiples sondadores en la misma banda de frecuencia.</w:t>
       </w:r>
     </w:p>
     <w:p>
@@ -3144,7 +2911,6 @@
           <w:ilvl w:val="0"/>
           <w:numId w:val="3"/>
         </w:numPr>
-        <w:pBdr/>
         <w:tabs>
           <w:tab w:val="clear" w:pos="709"/>
           <w:tab w:val="left" w:pos="0" w:leader="none"/>
@@ -3176,7 +2942,6 @@
           <w:ilvl w:val="0"/>
           <w:numId w:val="0"/>
         </w:numPr>
-        <w:pBdr/>
         <w:bidi w:val="0"/>
         <w:spacing w:before="0" w:after="0"/>
         <w:ind w:left="0" w:right="0" w:hanging="0"/>
@@ -3216,72 +2981,23 @@
           <w:ilvl w:val="0"/>
           <w:numId w:val="0"/>
         </w:numPr>
-        <w:pBdr/>
-        <w:bidi w:val="0"/>
-        <w:spacing w:before="0" w:after="0"/>
-        <w:ind w:left="0" w:right="0" w:hanging="0"/>
-        <w:jc w:val="left"/>
-        <w:rPr/>
-      </w:pPr>
-      <w:r>
-        <w:rPr>
-          <w:rFonts w:ascii="Google Sans;sans-serif" w:hAnsi="Google Sans;sans-serif"/>
-          <w:b w:val="false"/>
-          <w:strike w:val="false"/>
-          <w:dstrike w:val="false"/>
-          <w:sz w:val="24"/>
-          <w:u w:val="none"/>
-          <w:effect w:val="none"/>
-        </w:rPr>
-        <w:t xml:space="preserve">Proporciona </w:t>
-      </w:r>
-      <w:r>
-        <w:rPr>
-          <w:rFonts w:ascii="Google Sans;sans-serif" w:hAnsi="Google Sans;sans-serif"/>
-          <w:b w:val="false"/>
-          <w:strike w:val="false"/>
-          <w:dstrike w:val="false"/>
-          <w:sz w:val="24"/>
-          <w:u w:val="none"/>
-          <w:effect w:val="none"/>
-        </w:rPr>
-        <w:t>un</w:t>
-      </w:r>
-      <w:r>
-        <w:rPr>
-          <w:rFonts w:ascii="Google Sans;sans-serif" w:hAnsi="Google Sans;sans-serif"/>
-          <w:b w:val="false"/>
-          <w:strike w:val="false"/>
-          <w:dstrike w:val="false"/>
-          <w:sz w:val="24"/>
-          <w:u w:val="none"/>
-          <w:effect w:val="none"/>
-        </w:rPr>
-        <w:t xml:space="preserve"> perfil físico </w:t>
-      </w:r>
-      <w:r>
-        <w:rPr>
-          <w:rFonts w:ascii="Google Sans;sans-serif" w:hAnsi="Google Sans;sans-serif"/>
-          <w:b w:val="false"/>
-          <w:strike w:val="false"/>
-          <w:dstrike w:val="false"/>
-          <w:sz w:val="24"/>
-          <w:u w:val="none"/>
-          <w:effect w:val="none"/>
-        </w:rPr>
-        <w:t>bastante</w:t>
-      </w:r>
-      <w:r>
-        <w:rPr>
-          <w:rFonts w:ascii="Google Sans;sans-serif" w:hAnsi="Google Sans;sans-serif"/>
-          <w:b w:val="false"/>
-          <w:strike w:val="false"/>
-          <w:dstrike w:val="false"/>
-          <w:sz w:val="24"/>
-          <w:u w:val="none"/>
-          <w:effect w:val="none"/>
-        </w:rPr>
-        <w:t xml:space="preserve"> completo (densidad, temperatura electrónica e iónica, velocidad de deriva), alcanzando la ionosfera superior (hasta miles de km de altitud), pero requiere instalaciones gigantescas.</w:t>
+        <w:bidi w:val="0"/>
+        <w:spacing w:before="0" w:after="0"/>
+        <w:ind w:left="0" w:right="0" w:hanging="0"/>
+        <w:jc w:val="left"/>
+        <w:rPr/>
+      </w:pPr>
+      <w:r>
+        <w:rPr>
+          <w:rFonts w:ascii="Google Sans;sans-serif" w:hAnsi="Google Sans;sans-serif"/>
+          <w:b w:val="false"/>
+          <w:strike w:val="false"/>
+          <w:dstrike w:val="false"/>
+          <w:sz w:val="24"/>
+          <w:u w:val="none"/>
+          <w:effect w:val="none"/>
+        </w:rPr>
+        <w:t>Proporciona un perfil físico bastante completo (densidad, temperatura electrónica e iónica, velocidad de deriva), alcanzando la ionosfera superior (hasta miles de km de altitud), pero requiere instalaciones gigantescas.</w:t>
       </w:r>
     </w:p>
     <w:p>
@@ -3291,23 +3007,31 @@
           <w:ilvl w:val="0"/>
           <w:numId w:val="0"/>
         </w:numPr>
-        <w:pBdr/>
-        <w:bidi w:val="0"/>
-        <w:spacing w:before="0" w:after="0"/>
-        <w:ind w:left="0" w:right="0" w:hanging="0"/>
-        <w:jc w:val="left"/>
-        <w:rPr>
-          <w:rFonts w:ascii="Google Sans;sans-serif" w:hAnsi="Google Sans;sans-serif"/>
-          <w:b w:val="false"/>
-          <w:strike w:val="false"/>
-          <w:dstrike w:val="false"/>
-          <w:sz w:val="24"/>
-          <w:u w:val="none"/>
-          <w:effect w:val="none"/>
-        </w:rPr>
-      </w:pPr>
-      <w:r>
-        <w:rPr/>
+        <w:bidi w:val="0"/>
+        <w:spacing w:before="0" w:after="0"/>
+        <w:ind w:left="0" w:right="0" w:hanging="0"/>
+        <w:jc w:val="left"/>
+        <w:rPr>
+          <w:rFonts w:ascii="Google Sans;sans-serif" w:hAnsi="Google Sans;sans-serif"/>
+          <w:b w:val="false"/>
+          <w:b w:val="false"/>
+          <w:strike w:val="false"/>
+          <w:dstrike w:val="false"/>
+          <w:sz w:val="24"/>
+          <w:u w:val="none"/>
+          <w:effect w:val="none"/>
+        </w:rPr>
+      </w:pPr>
+      <w:r>
+        <w:rPr>
+          <w:rFonts w:ascii="Google Sans;sans-serif" w:hAnsi="Google Sans;sans-serif"/>
+          <w:b w:val="false"/>
+          <w:strike w:val="false"/>
+          <w:dstrike w:val="false"/>
+          <w:sz w:val="24"/>
+          <w:u w:val="none"/>
+          <w:effect w:val="none"/>
+        </w:rPr>
       </w:r>
     </w:p>
     <w:p>
@@ -3317,7 +3041,6 @@
           <w:ilvl w:val="0"/>
           <w:numId w:val="3"/>
         </w:numPr>
-        <w:pBdr/>
         <w:tabs>
           <w:tab w:val="clear" w:pos="709"/>
           <w:tab w:val="left" w:pos="0" w:leader="none"/>
@@ -3349,7 +3072,6 @@
           <w:ilvl w:val="0"/>
           <w:numId w:val="0"/>
         </w:numPr>
-        <w:pBdr/>
         <w:bidi w:val="0"/>
         <w:spacing w:before="0" w:after="0"/>
         <w:ind w:left="0" w:right="0" w:hanging="0"/>
@@ -3389,7 +3111,6 @@
           <w:ilvl w:val="0"/>
           <w:numId w:val="0"/>
         </w:numPr>
-        <w:pBdr/>
         <w:bidi w:val="0"/>
         <w:spacing w:before="0" w:after="0"/>
         <w:ind w:left="0" w:right="0" w:hanging="0"/>
@@ -3467,7 +3188,6 @@
           <w:ilvl w:val="0"/>
           <w:numId w:val="4"/>
         </w:numPr>
-        <w:pBdr/>
         <w:tabs>
           <w:tab w:val="clear" w:pos="709"/>
           <w:tab w:val="left" w:pos="0" w:leader="none"/>
@@ -3499,7 +3219,6 @@
           <w:ilvl w:val="0"/>
           <w:numId w:val="0"/>
         </w:numPr>
-        <w:pBdr/>
         <w:bidi w:val="0"/>
         <w:spacing w:before="0" w:after="0"/>
         <w:ind w:left="0" w:right="0" w:hanging="0"/>
@@ -3539,7 +3258,6 @@
           <w:ilvl w:val="0"/>
           <w:numId w:val="0"/>
         </w:numPr>
-        <w:pBdr/>
         <w:bidi w:val="0"/>
         <w:spacing w:before="0" w:after="0"/>
         <w:ind w:left="0" w:right="0" w:hanging="0"/>
@@ -3566,23 +3284,31 @@
           <w:ilvl w:val="0"/>
           <w:numId w:val="0"/>
         </w:numPr>
-        <w:pBdr/>
-        <w:bidi w:val="0"/>
-        <w:spacing w:before="0" w:after="0"/>
-        <w:ind w:left="0" w:right="0" w:hanging="0"/>
-        <w:jc w:val="left"/>
-        <w:rPr>
-          <w:rFonts w:ascii="Google Sans;sans-serif" w:hAnsi="Google Sans;sans-serif"/>
-          <w:b w:val="false"/>
-          <w:strike w:val="false"/>
-          <w:dstrike w:val="false"/>
-          <w:sz w:val="24"/>
-          <w:u w:val="none"/>
-          <w:effect w:val="none"/>
-        </w:rPr>
-      </w:pPr>
-      <w:r>
-        <w:rPr/>
+        <w:bidi w:val="0"/>
+        <w:spacing w:before="0" w:after="0"/>
+        <w:ind w:left="0" w:right="0" w:hanging="0"/>
+        <w:jc w:val="left"/>
+        <w:rPr>
+          <w:rFonts w:ascii="Google Sans;sans-serif" w:hAnsi="Google Sans;sans-serif"/>
+          <w:b w:val="false"/>
+          <w:b w:val="false"/>
+          <w:strike w:val="false"/>
+          <w:dstrike w:val="false"/>
+          <w:sz w:val="24"/>
+          <w:u w:val="none"/>
+          <w:effect w:val="none"/>
+        </w:rPr>
+      </w:pPr>
+      <w:r>
+        <w:rPr>
+          <w:rFonts w:ascii="Google Sans;sans-serif" w:hAnsi="Google Sans;sans-serif"/>
+          <w:b w:val="false"/>
+          <w:strike w:val="false"/>
+          <w:dstrike w:val="false"/>
+          <w:sz w:val="24"/>
+          <w:u w:val="none"/>
+          <w:effect w:val="none"/>
+        </w:rPr>
       </w:r>
     </w:p>
     <w:p>
@@ -3592,7 +3318,6 @@
           <w:ilvl w:val="0"/>
           <w:numId w:val="4"/>
         </w:numPr>
-        <w:pBdr/>
         <w:tabs>
           <w:tab w:val="clear" w:pos="709"/>
           <w:tab w:val="left" w:pos="0" w:leader="none"/>
@@ -3624,7 +3349,6 @@
           <w:ilvl w:val="0"/>
           <w:numId w:val="0"/>
         </w:numPr>
-        <w:pBdr/>
         <w:bidi w:val="0"/>
         <w:spacing w:before="0" w:after="0"/>
         <w:ind w:left="0" w:right="0" w:hanging="0"/>
@@ -3664,7 +3388,6 @@
           <w:ilvl w:val="0"/>
           <w:numId w:val="0"/>
         </w:numPr>
-        <w:pBdr/>
         <w:bidi w:val="0"/>
         <w:spacing w:before="0" w:after="0"/>
         <w:ind w:left="0" w:right="0" w:hanging="0"/>
@@ -3691,23 +3414,31 @@
           <w:ilvl w:val="0"/>
           <w:numId w:val="0"/>
         </w:numPr>
-        <w:pBdr/>
-        <w:bidi w:val="0"/>
-        <w:spacing w:before="0" w:after="0"/>
-        <w:ind w:left="0" w:right="0" w:hanging="0"/>
-        <w:jc w:val="left"/>
-        <w:rPr>
-          <w:rFonts w:ascii="Google Sans;sans-serif" w:hAnsi="Google Sans;sans-serif"/>
-          <w:b w:val="false"/>
-          <w:strike w:val="false"/>
-          <w:dstrike w:val="false"/>
-          <w:sz w:val="24"/>
-          <w:u w:val="none"/>
-          <w:effect w:val="none"/>
-        </w:rPr>
-      </w:pPr>
-      <w:r>
-        <w:rPr/>
+        <w:bidi w:val="0"/>
+        <w:spacing w:before="0" w:after="0"/>
+        <w:ind w:left="0" w:right="0" w:hanging="0"/>
+        <w:jc w:val="left"/>
+        <w:rPr>
+          <w:rFonts w:ascii="Google Sans;sans-serif" w:hAnsi="Google Sans;sans-serif"/>
+          <w:b w:val="false"/>
+          <w:b w:val="false"/>
+          <w:strike w:val="false"/>
+          <w:dstrike w:val="false"/>
+          <w:sz w:val="24"/>
+          <w:u w:val="none"/>
+          <w:effect w:val="none"/>
+        </w:rPr>
+      </w:pPr>
+      <w:r>
+        <w:rPr>
+          <w:rFonts w:ascii="Google Sans;sans-serif" w:hAnsi="Google Sans;sans-serif"/>
+          <w:b w:val="false"/>
+          <w:strike w:val="false"/>
+          <w:dstrike w:val="false"/>
+          <w:sz w:val="24"/>
+          <w:u w:val="none"/>
+          <w:effect w:val="none"/>
+        </w:rPr>
       </w:r>
     </w:p>
     <w:p>
@@ -3717,7 +3448,6 @@
           <w:ilvl w:val="0"/>
           <w:numId w:val="4"/>
         </w:numPr>
-        <w:pBdr/>
         <w:tabs>
           <w:tab w:val="clear" w:pos="709"/>
           <w:tab w:val="left" w:pos="0" w:leader="none"/>
@@ -3749,7 +3479,6 @@
           <w:ilvl w:val="0"/>
           <w:numId w:val="0"/>
         </w:numPr>
-        <w:pBdr/>
         <w:bidi w:val="0"/>
         <w:spacing w:before="0" w:after="0"/>
         <w:ind w:left="0" w:right="0" w:hanging="0"/>
@@ -3789,7 +3518,6 @@
           <w:ilvl w:val="0"/>
           <w:numId w:val="0"/>
         </w:numPr>
-        <w:pBdr/>
         <w:bidi w:val="0"/>
         <w:spacing w:before="0" w:after="0"/>
         <w:ind w:left="0" w:right="0" w:hanging="0"/>
@@ -3819,15 +3547,24 @@
         <w:rPr>
           <w:rFonts w:ascii="Google Sans;sans-serif" w:hAnsi="Google Sans;sans-serif"/>
           <w:b w:val="false"/>
-          <w:strike w:val="false"/>
-          <w:dstrike w:val="false"/>
-          <w:sz w:val="24"/>
-          <w:u w:val="none"/>
-          <w:effect w:val="none"/>
-        </w:rPr>
-      </w:pPr>
-      <w:r>
-        <w:rPr/>
+          <w:b w:val="false"/>
+          <w:strike w:val="false"/>
+          <w:dstrike w:val="false"/>
+          <w:sz w:val="24"/>
+          <w:u w:val="none"/>
+          <w:effect w:val="none"/>
+        </w:rPr>
+      </w:pPr>
+      <w:r>
+        <w:rPr>
+          <w:rFonts w:ascii="Google Sans;sans-serif" w:hAnsi="Google Sans;sans-serif"/>
+          <w:b w:val="false"/>
+          <w:strike w:val="false"/>
+          <w:dstrike w:val="false"/>
+          <w:sz w:val="24"/>
+          <w:u w:val="none"/>
+          <w:effect w:val="none"/>
+        </w:rPr>
       </w:r>
     </w:p>
     <w:p>
@@ -3838,6 +3575,7 @@
         <w:rPr>
           <w:rFonts w:ascii="Google Sans;sans-serif" w:hAnsi="Google Sans;sans-serif"/>
           <w:b/>
+          <w:b/>
           <w:strike w:val="false"/>
           <w:dstrike w:val="false"/>
           <w:sz w:val="36"/>
@@ -3866,6 +3604,7 @@
         <w:rPr>
           <w:rFonts w:ascii="Google Sans;sans-serif" w:hAnsi="Google Sans;sans-serif"/>
           <w:b/>
+          <w:b/>
           <w:strike w:val="false"/>
           <w:dstrike w:val="false"/>
           <w:sz w:val="36"/>
@@ -3892,6 +3631,7 @@
         <w:jc w:val="left"/>
         <w:rPr>
           <w:rFonts w:ascii="Google Sans;sans-serif" w:hAnsi="Google Sans;sans-serif"/>
+          <w:b/>
           <w:b/>
           <w:strike w:val="false"/>
           <w:dstrike w:val="false"/>
@@ -3912,20 +3652,7 @@
           <w:u w:val="none"/>
           <w:effect w:val="none"/>
         </w:rPr>
-        <w:t xml:space="preserve">1. </w:t>
-      </w:r>
-      <w:r>
-        <w:rPr>
-          <w:rFonts w:ascii="Google Sans;sans-serif" w:hAnsi="Google Sans;sans-serif"/>
-          <w:b/>
-          <w:strike w:val="false"/>
-          <w:dstrike w:val="false"/>
-          <w:sz w:val="28"/>
-          <w:szCs w:val="28"/>
-          <w:u w:val="none"/>
-          <w:effect w:val="none"/>
-        </w:rPr>
-        <w:t>Modulación por Pulsos de Amplitud (Pulsed RF)</w:t>
+        <w:t>1. Modulación por Pulsos de Amplitud (Pulsed RF)</w:t>
       </w:r>
     </w:p>
     <w:p>
@@ -3937,6 +3664,7 @@
         <w:jc w:val="left"/>
         <w:rPr>
           <w:rFonts w:ascii="Google Sans;sans-serif" w:hAnsi="Google Sans;sans-serif"/>
+          <w:b w:val="false"/>
           <w:b w:val="false"/>
           <w:strike w:val="false"/>
           <w:dstrike w:val="false"/>
@@ -3965,7 +3693,6 @@
           <w:ilvl w:val="0"/>
           <w:numId w:val="5"/>
         </w:numPr>
-        <w:pBdr/>
         <w:tabs>
           <w:tab w:val="clear" w:pos="709"/>
           <w:tab w:val="left" w:pos="0" w:leader="none"/>
@@ -4059,7 +3786,6 @@
           <w:ilvl w:val="0"/>
           <w:numId w:val="5"/>
         </w:numPr>
-        <w:pBdr/>
         <w:tabs>
           <w:tab w:val="clear" w:pos="709"/>
           <w:tab w:val="left" w:pos="0" w:leader="none"/>
@@ -4105,6 +3831,7 @@
         <w:jc w:val="left"/>
         <w:rPr>
           <w:rFonts w:ascii="Google Sans;sans-serif" w:hAnsi="Google Sans;sans-serif"/>
+          <w:b/>
           <w:b/>
           <w:strike w:val="false"/>
           <w:dstrike w:val="false"/>
@@ -4181,7 +3908,6 @@
           <w:ilvl w:val="0"/>
           <w:numId w:val="6"/>
         </w:numPr>
-        <w:pBdr/>
         <w:tabs>
           <w:tab w:val="clear" w:pos="709"/>
           <w:tab w:val="left" w:pos="0" w:leader="none"/>
@@ -4275,7 +4001,6 @@
           <w:ilvl w:val="0"/>
           <w:numId w:val="6"/>
         </w:numPr>
-        <w:pBdr/>
         <w:tabs>
           <w:tab w:val="clear" w:pos="709"/>
           <w:tab w:val="left" w:pos="0" w:leader="none"/>
@@ -4320,22 +4045,18 @@
         <w:ind w:left="0" w:right="0" w:hanging="0"/>
         <w:jc w:val="left"/>
         <w:rPr>
-          <w:rFonts w:ascii="Google Sans;sans-serif" w:hAnsi="Google Sans;sans-serif"/>
-          <w:b/>
-          <w:strike w:val="false"/>
-          <w:dstrike w:val="false"/>
-          <w:sz w:val="36"/>
-          <w:u w:val="none"/>
-          <w:effect w:val="none"/>
-        </w:rPr>
-      </w:pPr>
-      <w:r>
-        <w:rPr>
-          <w:rFonts w:ascii="Google Sans;sans-serif" w:hAnsi="Google Sans;sans-serif"/>
-          <w:b/>
-          <w:strike w:val="false"/>
-          <w:dstrike w:val="false"/>
-          <w:sz w:val="36"/>
+          <w:sz w:val="28"/>
+          <w:szCs w:val="28"/>
+        </w:rPr>
+      </w:pPr>
+      <w:r>
+        <w:rPr>
+          <w:rFonts w:ascii="Google Sans;sans-serif" w:hAnsi="Google Sans;sans-serif"/>
+          <w:b/>
+          <w:strike w:val="false"/>
+          <w:dstrike w:val="false"/>
+          <w:sz w:val="28"/>
+          <w:szCs w:val="28"/>
           <w:u w:val="none"/>
           <w:effect w:val="none"/>
         </w:rPr>
@@ -4420,7 +4141,6 @@
           <w:ilvl w:val="0"/>
           <w:numId w:val="7"/>
         </w:numPr>
-        <w:pBdr/>
         <w:tabs>
           <w:tab w:val="clear" w:pos="709"/>
           <w:tab w:val="left" w:pos="0" w:leader="none"/>
@@ -4489,7 +4209,6 @@
           <w:ilvl w:val="0"/>
           <w:numId w:val="7"/>
         </w:numPr>
-        <w:pBdr/>
         <w:tabs>
           <w:tab w:val="clear" w:pos="709"/>
           <w:tab w:val="left" w:pos="0" w:leader="none"/>
@@ -4534,22 +4253,18 @@
         <w:ind w:left="0" w:right="0" w:hanging="0"/>
         <w:jc w:val="left"/>
         <w:rPr>
-          <w:rFonts w:ascii="Google Sans;sans-serif" w:hAnsi="Google Sans;sans-serif"/>
-          <w:b/>
-          <w:strike w:val="false"/>
-          <w:dstrike w:val="false"/>
-          <w:sz w:val="36"/>
-          <w:u w:val="none"/>
-          <w:effect w:val="none"/>
-        </w:rPr>
-      </w:pPr>
-      <w:r>
-        <w:rPr>
-          <w:rFonts w:ascii="Google Sans;sans-serif" w:hAnsi="Google Sans;sans-serif"/>
-          <w:b/>
-          <w:strike w:val="false"/>
-          <w:dstrike w:val="false"/>
-          <w:sz w:val="36"/>
+          <w:sz w:val="28"/>
+          <w:szCs w:val="28"/>
+        </w:rPr>
+      </w:pPr>
+      <w:r>
+        <w:rPr>
+          <w:rFonts w:ascii="Google Sans;sans-serif" w:hAnsi="Google Sans;sans-serif"/>
+          <w:b/>
+          <w:strike w:val="false"/>
+          <w:dstrike w:val="false"/>
+          <w:sz w:val="28"/>
+          <w:szCs w:val="28"/>
           <w:u w:val="none"/>
           <w:effect w:val="none"/>
         </w:rPr>
@@ -4565,6 +4280,7 @@
         <w:jc w:val="left"/>
         <w:rPr>
           <w:rFonts w:ascii="Google Sans;sans-serif" w:hAnsi="Google Sans;sans-serif"/>
+          <w:b w:val="false"/>
           <w:b w:val="false"/>
           <w:strike w:val="false"/>
           <w:dstrike w:val="false"/>
@@ -4593,7 +4309,6 @@
           <w:ilvl w:val="0"/>
           <w:numId w:val="8"/>
         </w:numPr>
-        <w:pBdr/>
         <w:tabs>
           <w:tab w:val="clear" w:pos="709"/>
           <w:tab w:val="left" w:pos="0" w:leader="none"/>
@@ -4662,7 +4377,6 @@
           <w:ilvl w:val="0"/>
           <w:numId w:val="8"/>
         </w:numPr>
-        <w:pBdr/>
         <w:tabs>
           <w:tab w:val="clear" w:pos="709"/>
           <w:tab w:val="left" w:pos="0" w:leader="none"/>
@@ -4707,6 +4421,7 @@
       <w:pgNumType w:fmt="decimal"/>
       <w:formProt w:val="false"/>
       <w:textDirection w:val="lrTb"/>
+      <w:docGrid w:type="default" w:linePitch="100" w:charSpace="0"/>
     </w:sectPr>
   </w:body>
 </w:document>
@@ -6830,7 +6545,6 @@
     </w:rPrDefault>
     <w:pPrDefault>
       <w:pPr>
-        <w:widowControl/>
         <w:suppressAutoHyphens w:val="true"/>
       </w:pPr>
     </w:pPrDefault>
@@ -6840,7 +6554,10 @@
     <w:qFormat/>
     <w:pPr>
       <w:widowControl/>
+      <w:suppressAutoHyphens w:val="true"/>
       <w:bidi w:val="0"/>
+      <w:spacing w:before="0" w:after="0"/>
+      <w:jc w:val="left"/>
     </w:pPr>
     <w:rPr>
       <w:rFonts w:ascii="Liberation Serif" w:hAnsi="Liberation Serif" w:eastAsia="Noto Serif CJK SC" w:cs="Lohit Devanagari"/>

--- a/Monografias/Semana_1_2.docx
+++ b/Monografias/Semana_1_2.docx
@@ -3739,7 +3739,7 @@
           <w:u w:val="none"/>
           <w:effect w:val="none"/>
         </w:rPr>
-        <w:t>1 kW a 10 kW (Potencia de pico / Peak Power)</w:t>
+        <w:t>1 kW a 10 kW (Potencia de pico)</w:t>
       </w:r>
       <w:r>
         <w:rPr>
